--- a/deliverables/گزارش-پژوهشی-مرحله-۱۳-بازیابی-شاهد-از-دو-جلسه.docx
+++ b/deliverables/گزارش-پژوهشی-مرحله-۱۳-بازیابی-شاهد-از-دو-جلسه.docx
@@ -3077,7 +3077,7 @@
           <w:rtl w:val="1"/>
           <w:lang w:val="fa-IR" w:bidi="fa-IR"/>
         </w:rPr>
-        <w:t>استاد نوری ولنده</w:t>
+        <w:t>استاد نوری</w:t>
       </w:r>
       <w:r>
         <w:rPr>
